--- a/assets/form/mau-ct01-template-tt53.docx
+++ b/assets/form/mau-ct01-template-tt53.docx
@@ -504,7 +504,7 @@
                 <v:path arrowok="t" fillok="f" o:connecttype="none"/>
                 <o:lock v:ext="edit" shapetype="t"/>
               </v:shapetype>
-              <v:shape id="AutoShape 45" o:spid="_x0000_s1026" type="#_x0000_t32" style="position:absolute;margin-left:152.25pt;margin-top:2.5pt;width:149.45pt;height:.05pt;z-index:251663360;visibility:visible;mso-wrap-style:square;mso-width-percent:0;mso-height-percent:0;mso-wrap-distance-left:9pt;mso-wrap-distance-top:0;mso-wrap-distance-right:9pt;mso-wrap-distance-bottom:0;mso-position-horizontal:absolute;mso-position-horizontal-relative:text;mso-position-vertical:absolute;mso-position-vertical-relative:text;mso-width-percent:0;mso-height-percent:0;mso-width-relative:page;mso-height-relative:page" o:gfxdata="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" strokeweight=".5pt">
+              <v:shape id="AutoShape 45" o:spid="_x0000_s1026" type="#_x0000_t32" style="position:absolute;margin-left:152.25pt;margin-top:2.5pt;width:149.45pt;height:.05pt;z-index:251663360;visibility:visible;mso-wrap-style:square;mso-width-percent:0;mso-height-percent:0;mso-wrap-distance-left:9pt;mso-wrap-distance-top:0;mso-wrap-distance-right:9pt;mso-wrap-distance-bottom:0;mso-position-horizontal:absolute;mso-position-horizontal-relative:text;mso-position-vertical:absolute;mso-position-vertical-relative:text;mso-width-percent:0;mso-height-percent:0;mso-width-relative:page;mso-height-relative:page" o:gfxdata="UEsDBBQABgAIAAAAIQC2gziS/gAAAOEBAAATAAAAW0NvbnRlbnRfVHlwZXNdLnhtbJSRQU7DMBBF 90jcwfIWJU67QAgl6YK0S0CoHGBkTxKLZGx5TGhvj5O2G0SRWNoz/78nu9wcxkFMGNg6quQqL6RA 0s5Y6ir5vt9lD1JwBDIwOMJKHpHlpr69KfdHjyxSmriSfYz+USnWPY7AufNIadK6MEJMx9ApD/oD OlTrorhX2lFEilmcO2RdNtjC5xDF9pCuTyYBB5bi6bQ4syoJ3g9WQ0ymaiLzg5KdCXlKLjvcW893 SUOqXwnz5DrgnHtJTxOsQfEKIT7DmDSUCaxw7Rqn8787ZsmRM9e2VmPeBN4uqYvTtW7jvijg9N/y JsXecLq0q+WD6m8AAAD//wMAUEsDBBQABgAIAAAAIQA4/SH/1gAAAJQBAAALAAAAX3JlbHMvLnJl bHOkkMFqwzAMhu+DvYPRfXGawxijTi+j0GvpHsDYimMaW0Yy2fr2M4PBMnrbUb/Q94l/f/hMi1qR JVI2sOt6UJgd+ZiDgffL8ekFlFSbvV0oo4EbChzGx4f9GRdb25HMsYhqlCwG5lrLq9biZkxWOiqY 22YiTra2kYMu1l1tQD30/bPm3wwYN0x18gb45AdQl1tp5j/sFB2T0FQ7R0nTNEV3j6o9feQzro1i OWA14Fm+Q8a1a8+Bvu/d/dMb2JY5uiPbhG/ktn4cqGU/er3pcvwCAAD//wMAUEsDBBQABgAIAAAA IQDo6Se2qwEAAEIDAAAOAAAAZHJzL2Uyb0RvYy54bWysUk2P2yAQvVfqf0DcG+ytdpVacfaQ7fay bSPt9gcQwDYqZtAMiZ1/XyDe9OtWlQNiGObx3pvZ3M+jYyeDZMG3vF5VnBmvQFvft/zby+O7NWcU pdfSgTctPxvi99u3bzZTaMwNDOC0QZZAPDVTaPkQY2iEIDWYUdIKgvEp2QGOMqYQe6FRTgl9dOKm qu7EBKgDgjJE6fbhkuTbgt91RsWvXUcmMtfyxC2WHct+yLvYbmTTowyDVQsN+Q8sRml9+vQK9SCj ZEe0f0GNViEQdHGlYBTQdVaZoiGpqas/1DwPMpiiJZlD4WoT/T9Y9eW083vM1NXsn8MTqO+UTBFT oOaazAGFPbLD9Bl0aqM8Rih65w7HXJyUsLnYer7aaubIVLqs1x/WVX3LmUq5u/e32XQhm9fSgBQ/ GRhZPrScIkrbD3EH3qf2AdblI3l6ongpfC3I/3p4tM6VLjrPpoJflQICZ3VO5meE/WHnkJ1knoOy Fha/PUM4el3ABiP1x+UcpXWXc2Lt/GJO9iOPGTUH0Oc9Zm45So0q8pahypPwa1xe/Rz97Q8AAAD/ /wMAUEsDBBQABgAIAAAAIQDEf/4Z4AAAAAwBAAAPAAAAZHJzL2Rvd25yZXYueG1sTI/NS8QwEMXv gv9DGMGbm+wn0m26yK6Cp0VXUbxlm7EpNpPSpB/+944nvQw83syb98t3k2/EgF2sA2mYzxQIpDLY mioNry8PN7cgYjJkTRMINXxjhF1xeZGbzIaRnnE4pUpwCMXMaHAptZmUsXToTZyFFom9z9B5k1h2 lbSdGTncN3Kh1EZ6UxN/cKbFvcPy69R7Dd48hn7h9sPxbTo82fGDyuP9u9bXV9Nhy+NuCyLhlP4u 4JeB+0PBxc6hJxtFo2GpVmte1bBmLvY3arkCcWY9B1nk8j9E8QMAAP//AwBQSwECLQAUAAYACAAA ACEAtoM4kv4AAADhAQAAEwAAAAAAAAAAAAAAAAAAAAAAW0NvbnRlbnRfVHlwZXNdLnhtbFBLAQIt ABQABgAIAAAAIQA4/SH/1gAAAJQBAAALAAAAAAAAAAAAAAAAAC8BAABfcmVscy8ucmVsc1BLAQIt ABQABgAIAAAAIQDo6Se2qwEAAEIDAAAOAAAAAAAAAAAAAAAAAC4CAABkcnMvZTJvRG9jLnhtbFBL AQItABQABgAIAAAAIQDEf/4Z4AAAAAwBAAAPAAAAAAAAAAAAAAAAAAUEAABkcnMvZG93bnJldi54 bWxQSwUGAAAAAAQABADzAAAAEgUAAAAA " strokeweight=".5pt">
                 <o:lock v:ext="edit" shapetype="f"/>
               </v:shape>
             </w:pict>
@@ -540,16 +540,16 @@
         <mc:AlternateContent>
           <mc:Choice Requires="wps">
             <w:drawing>
-              <wp:anchor distT="0" distB="0" distL="0" distR="0" simplePos="0" relativeHeight="251652096" behindDoc="0" locked="0" layoutInCell="1" allowOverlap="1" wp14:anchorId="1151AB18" wp14:editId="3B75904A">
+              <wp:anchor distT="0" distB="0" distL="0" distR="0" simplePos="0" relativeHeight="251652096" behindDoc="0" locked="0" layoutInCell="1" allowOverlap="1" wp14:anchorId="1151AB18" wp14:editId="1964B826">
                 <wp:simplePos x="0" y="0"/>
                 <wp:positionH relativeFrom="column">
-                  <wp:posOffset>1071135</wp:posOffset>
+                  <wp:posOffset>1071858</wp:posOffset>
                 </wp:positionH>
                 <wp:positionV relativeFrom="paragraph">
-                  <wp:posOffset>22280</wp:posOffset>
+                  <wp:posOffset>81762</wp:posOffset>
                 </wp:positionV>
-                <wp:extent cx="3845311" cy="237490"/>
-                <wp:effectExtent l="0" t="0" r="3175" b="3810"/>
+                <wp:extent cx="4603159" cy="237490"/>
+                <wp:effectExtent l="0" t="0" r="6985" b="3810"/>
                 <wp:wrapNone/>
                 <wp:docPr id="7002" name="tb_kinh_gui"/>
                 <wp:cNvGraphicFramePr/>
@@ -560,7 +560,7 @@
                       <wps:spPr>
                         <a:xfrm>
                           <a:off x="0" y="0"/>
-                          <a:ext cx="3845311" cy="237490"/>
+                          <a:ext cx="4603159" cy="237490"/>
                         </a:xfrm>
                         <a:prstGeom prst="rect">
                           <a:avLst/>
@@ -574,17 +574,37 @@
                         <w:txbxContent>
                           <w:p>
                             <w:pPr>
+                              <w:tabs>
+                                <w:tab w:val="left" w:leader="dot" w:pos="7209"/>
+                              </w:tabs>
                               <w:spacing w:after="0" w:line="240" w:lineRule="auto"/>
                               <w:rPr>
                                 <w:rFonts w:ascii="Times New Roman" w:hAnsi="Times New Roman"/>
-                                <w:i/>
-                                <w:iCs/>
-                                <w:color w:val="000000" w:themeColor="text1"/>
-                                <w:sz w:val="24"/>
-                                <w:szCs w:val="24"/>
+                                <w:sz w:val="26"/>
+                              </w:rPr>
+                            </w:pPr>
+                            <w:r>
+                              <w:rPr>
+                                <w:rFonts w:ascii="Times New Roman" w:hAnsi="Times New Roman"/>
+                                <w:sz w:val="26"/>
+                              </w:rPr>
+                              <w:t>Công</w:t>
+                            </w:r>
+                            <w:r>
+                              <w:rPr>
+                                <w:rFonts w:ascii="Times New Roman" w:hAnsi="Times New Roman"/>
+                                <w:sz w:val="26"/>
                                 <w:lang w:val="vi-VN"/>
                               </w:rPr>
-                            </w:pPr>
+                              <w:t xml:space="preserve"> an Phường Bến Thành, Thành phố Hồ Chí Minh</w:t>
+                            </w:r>
+                            <w:r>
+                              <w:rPr>
+                                <w:rFonts w:ascii="Times New Roman" w:hAnsi="Times New Roman"/>
+                                <w:sz w:val="26"/>
+                              </w:rPr>
+                              <w:tab/>
+                            </w:r>
                           </w:p>
                         </w:txbxContent>
                       </wps:txbx>
@@ -606,22 +626,42 @@
                 <v:stroke joinstyle="miter"/>
                 <v:path gradientshapeok="t" o:connecttype="rect"/>
               </v:shapetype>
-              <v:shape id="tb_kinh_gui" o:spid="_x0000_s1026" type="#_x0000_t202" style="position:absolute;left:0;text-align:left;margin-left:84.35pt;margin-top:1.75pt;width:302.8pt;height:18.7pt;z-index:251652096;visibility:visible;mso-wrap-style:square;mso-width-percent:0;mso-wrap-distance-left:0;mso-wrap-distance-top:0;mso-wrap-distance-right:0;mso-wrap-distance-bottom:0;mso-position-horizontal:absolute;mso-position-horizontal-relative:text;mso-position-vertical:absolute;mso-position-vertical-relative:text;mso-width-percent:0;mso-width-relative:margin;v-text-anchor:middle" o:gfxdata="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" filled="f" stroked="f" strokeweight=".5pt">
+              <v:shape id="tb_kinh_gui" o:spid="_x0000_s1026" type="#_x0000_t202" style="position:absolute;left:0;text-align:left;margin-left:84.4pt;margin-top:6.45pt;width:362.45pt;height:18.7pt;z-index:251652096;visibility:visible;mso-wrap-style:square;mso-width-percent:0;mso-wrap-distance-left:0;mso-wrap-distance-top:0;mso-wrap-distance-right:0;mso-wrap-distance-bottom:0;mso-position-horizontal:absolute;mso-position-horizontal-relative:text;mso-position-vertical:absolute;mso-position-vertical-relative:text;mso-width-percent:0;mso-width-relative:margin;v-text-anchor:middle" o:gfxdata="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" filled="f" stroked="f" strokeweight=".5pt">
                 <v:textbox inset=".5mm,0,0,0">
                   <w:txbxContent>
                     <w:p>
                       <w:pPr>
+                        <w:tabs>
+                          <w:tab w:val="left" w:leader="dot" w:pos="7209"/>
+                        </w:tabs>
                         <w:spacing w:after="0" w:line="240" w:lineRule="auto"/>
                         <w:rPr>
                           <w:rFonts w:ascii="Times New Roman" w:hAnsi="Times New Roman"/>
-                          <w:i/>
-                          <w:iCs/>
-                          <w:color w:val="000000" w:themeColor="text1"/>
-                          <w:sz w:val="24"/>
-                          <w:szCs w:val="24"/>
+                          <w:sz w:val="26"/>
+                        </w:rPr>
+                      </w:pPr>
+                      <w:r>
+                        <w:rPr>
+                          <w:rFonts w:ascii="Times New Roman" w:hAnsi="Times New Roman"/>
+                          <w:sz w:val="26"/>
+                        </w:rPr>
+                        <w:t>Công</w:t>
+                      </w:r>
+                      <w:r>
+                        <w:rPr>
+                          <w:rFonts w:ascii="Times New Roman" w:hAnsi="Times New Roman"/>
+                          <w:sz w:val="26"/>
                           <w:lang w:val="vi-VN"/>
                         </w:rPr>
-                      </w:pPr>
+                        <w:t xml:space="preserve"> an Phường Bến Thành, Thành phố Hồ Chí Minh</w:t>
+                      </w:r>
+                      <w:r>
+                        <w:rPr>
+                          <w:rFonts w:ascii="Times New Roman" w:hAnsi="Times New Roman"/>
+                          <w:sz w:val="26"/>
+                        </w:rPr>
+                        <w:tab/>
+                      </w:r>
                     </w:p>
                   </w:txbxContent>
                 </v:textbox>
@@ -637,16 +677,16 @@
         <mc:AlternateContent>
           <mc:Choice Requires="wps">
             <w:drawing>
-              <wp:anchor distT="0" distB="0" distL="0" distR="0" simplePos="0" relativeHeight="251653120" behindDoc="0" locked="0" layoutInCell="1" allowOverlap="1" wp14:anchorId="56D3D5BF" wp14:editId="5B19BCFC">
+              <wp:anchor distT="0" distB="0" distL="0" distR="0" simplePos="0" relativeHeight="251653120" behindDoc="0" locked="0" layoutInCell="1" allowOverlap="1" wp14:anchorId="56D3D5BF" wp14:editId="0BE29A7A">
                 <wp:simplePos x="0" y="0"/>
                 <wp:positionH relativeFrom="column">
-                  <wp:posOffset>2020874</wp:posOffset>
+                  <wp:posOffset>2022024</wp:posOffset>
                 </wp:positionH>
                 <wp:positionV relativeFrom="paragraph">
-                  <wp:posOffset>322663</wp:posOffset>
+                  <wp:posOffset>369906</wp:posOffset>
                 </wp:positionV>
-                <wp:extent cx="3724468" cy="237490"/>
-                <wp:effectExtent l="0" t="0" r="0" b="3810"/>
+                <wp:extent cx="3649497" cy="237490"/>
+                <wp:effectExtent l="0" t="0" r="8255" b="3810"/>
                 <wp:wrapNone/>
                 <wp:docPr id="7004" name="tb_ho_ten"/>
                 <wp:cNvGraphicFramePr/>
@@ -657,7 +697,7 @@
                       <wps:spPr>
                         <a:xfrm>
                           <a:off x="0" y="0"/>
-                          <a:ext cx="3724468" cy="237490"/>
+                          <a:ext cx="3649497" cy="237490"/>
                         </a:xfrm>
                         <a:prstGeom prst="rect">
                           <a:avLst/>
@@ -671,15 +711,45 @@
                         <w:txbxContent>
                           <w:p>
                             <w:pPr>
+                              <w:tabs>
+                                <w:tab w:val="left" w:leader="dot" w:pos="5707"/>
+                              </w:tabs>
                               <w:spacing w:after="0" w:line="240" w:lineRule="auto"/>
                               <w:rPr>
                                 <w:rFonts w:ascii="Times New Roman" w:hAnsi="Times New Roman"/>
-                                <w:color w:val="0E2841" w:themeColor="text2"/>
-                                <w:sz w:val="24"/>
-                                <w:szCs w:val="24"/>
+                                <w:sz w:val="26"/>
+                              </w:rPr>
+                            </w:pPr>
+                            <w:r>
+                              <w:rPr>
+                                <w:rFonts w:ascii="Times New Roman" w:hAnsi="Times New Roman"/>
+                                <w:sz w:val="26"/>
+                              </w:rPr>
+                              <w:t>Đặng</w:t>
+                            </w:r>
+                            <w:r>
+                              <w:rPr>
+                                <w:rFonts w:ascii="Times New Roman" w:hAnsi="Times New Roman"/>
+                                <w:sz w:val="26"/>
                                 <w:lang w:val="vi-VN"/>
                               </w:rPr>
-                            </w:pPr>
+                              <w:t xml:space="preserve"> </w:t>
+                            </w:r>
+                            <w:r>
+                              <w:rPr>
+                                <w:rFonts w:ascii="Times New Roman" w:hAnsi="Times New Roman"/>
+                                <w:sz w:val="26"/>
+                                <w:lang w:val="vi-VN"/>
+                              </w:rPr>
+                              <w:t>Tuệ Mẫn</w:t>
+                            </w:r>
+                            <w:r>
+                              <w:rPr>
+                                <w:rFonts w:ascii="Times New Roman" w:hAnsi="Times New Roman"/>
+                                <w:sz w:val="26"/>
+                              </w:rPr>
+                              <w:tab/>
+                            </w:r>
                           </w:p>
                         </w:txbxContent>
                       </wps:txbx>
@@ -697,20 +767,50 @@
           </mc:Choice>
           <mc:Fallback>
             <w:pict>
-              <v:shape w14:anchorId="56D3D5BF" id="tb_ho_ten" o:spid="_x0000_s1027" type="#_x0000_t202" style="position:absolute;left:0;text-align:left;margin-left:159.1pt;margin-top:25.4pt;width:293.25pt;height:18.7pt;z-index:251653120;visibility:visible;mso-wrap-style:square;mso-width-percent:0;mso-wrap-distance-left:0;mso-wrap-distance-top:0;mso-wrap-distance-right:0;mso-wrap-distance-bottom:0;mso-position-horizontal:absolute;mso-position-horizontal-relative:text;mso-position-vertical:absolute;mso-position-vertical-relative:text;mso-width-percent:0;mso-width-relative:margin;v-text-anchor:middle" o:gfxdata="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" filled="f" stroked="f" strokeweight=".5pt">
+              <v:shape w14:anchorId="56D3D5BF" id="tb_ho_ten" o:spid="_x0000_s1027" type="#_x0000_t202" style="position:absolute;left:0;text-align:left;margin-left:159.2pt;margin-top:29.15pt;width:287.35pt;height:18.7pt;z-index:251653120;visibility:visible;mso-wrap-style:square;mso-width-percent:0;mso-wrap-distance-left:0;mso-wrap-distance-top:0;mso-wrap-distance-right:0;mso-wrap-distance-bottom:0;mso-position-horizontal:absolute;mso-position-horizontal-relative:text;mso-position-vertical:absolute;mso-position-vertical-relative:text;mso-width-percent:0;mso-width-relative:margin;v-text-anchor:middle" o:gfxdata="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" filled="f" stroked="f" strokeweight=".5pt">
                 <v:textbox inset=".5mm,0,0,0">
                   <w:txbxContent>
                     <w:p>
                       <w:pPr>
+                        <w:tabs>
+                          <w:tab w:val="left" w:leader="dot" w:pos="5707"/>
+                        </w:tabs>
                         <w:spacing w:after="0" w:line="240" w:lineRule="auto"/>
                         <w:rPr>
                           <w:rFonts w:ascii="Times New Roman" w:hAnsi="Times New Roman"/>
-                          <w:color w:val="0E2841" w:themeColor="text2"/>
-                          <w:sz w:val="24"/>
-                          <w:szCs w:val="24"/>
+                          <w:sz w:val="26"/>
+                        </w:rPr>
+                      </w:pPr>
+                      <w:r>
+                        <w:rPr>
+                          <w:rFonts w:ascii="Times New Roman" w:hAnsi="Times New Roman"/>
+                          <w:sz w:val="26"/>
+                        </w:rPr>
+                        <w:t>Đặng</w:t>
+                      </w:r>
+                      <w:r>
+                        <w:rPr>
+                          <w:rFonts w:ascii="Times New Roman" w:hAnsi="Times New Roman"/>
+                          <w:sz w:val="26"/>
                           <w:lang w:val="vi-VN"/>
                         </w:rPr>
-                      </w:pPr>
+                        <w:t xml:space="preserve"> </w:t>
+                      </w:r>
+                      <w:r>
+                        <w:rPr>
+                          <w:rFonts w:ascii="Times New Roman" w:hAnsi="Times New Roman"/>
+                          <w:sz w:val="26"/>
+                          <w:lang w:val="vi-VN"/>
+                        </w:rPr>
+                        <w:t>Tuệ Mẫn</w:t>
+                      </w:r>
+                      <w:r>
+                        <w:rPr>
+                          <w:rFonts w:ascii="Times New Roman" w:hAnsi="Times New Roman"/>
+                          <w:sz w:val="26"/>
+                        </w:rPr>
+                        <w:tab/>
+                      </w:r>
                     </w:p>
                   </w:txbxContent>
                 </v:textbox>
@@ -793,6 +893,7 @@
       <w:r>
         <w:rPr>
           <w:rFonts w:ascii="Times New Roman" w:eastAsia="Times New Roman" w:hAnsi="Times New Roman"/>
+          <w:color w:val="FFFFFF" w:themeColor="background1"/>
           <w:sz w:val="24"/>
           <w:szCs w:val="24"/>
         </w:rPr>
@@ -801,6 +902,7 @@
       <w:r>
         <w:rPr>
           <w:rFonts w:ascii="Times New Roman" w:eastAsia="Times New Roman" w:hAnsi="Times New Roman"/>
+          <w:color w:val="FFFFFF" w:themeColor="background1"/>
           <w:sz w:val="14"/>
           <w:szCs w:val="24"/>
         </w:rPr>
@@ -809,6 +911,7 @@
       <w:r>
         <w:rPr>
           <w:rFonts w:ascii="Times New Roman" w:eastAsia="Times New Roman" w:hAnsi="Times New Roman"/>
+          <w:color w:val="FFFFFF" w:themeColor="background1"/>
           <w:sz w:val="24"/>
           <w:szCs w:val="24"/>
         </w:rPr>
@@ -837,16 +940,16 @@
         <mc:AlternateContent>
           <mc:Choice Requires="wps">
             <w:drawing>
-              <wp:anchor distT="0" distB="0" distL="0" distR="0" simplePos="0" relativeHeight="251657216" behindDoc="0" locked="0" layoutInCell="1" allowOverlap="1" wp14:anchorId="74585051" wp14:editId="244D037F">
+              <wp:anchor distT="0" distB="0" distL="0" distR="0" simplePos="0" relativeHeight="251657216" behindDoc="0" locked="0" layoutInCell="1" allowOverlap="1" wp14:anchorId="74585051" wp14:editId="53E8250F">
                 <wp:simplePos x="0" y="0"/>
                 <wp:positionH relativeFrom="column">
-                  <wp:posOffset>5127870</wp:posOffset>
+                  <wp:posOffset>5127961</wp:posOffset>
                 </wp:positionH>
                 <wp:positionV relativeFrom="paragraph">
-                  <wp:posOffset>192566</wp:posOffset>
+                  <wp:posOffset>248894</wp:posOffset>
                 </wp:positionV>
-                <wp:extent cx="617250" cy="237490"/>
-                <wp:effectExtent l="0" t="0" r="5080" b="3810"/>
+                <wp:extent cx="544106" cy="237490"/>
+                <wp:effectExtent l="0" t="0" r="2540" b="3810"/>
                 <wp:wrapNone/>
                 <wp:docPr id="7012" name="tb_gioi_tinh"/>
                 <wp:cNvGraphicFramePr/>
@@ -857,7 +960,7 @@
                       <wps:spPr>
                         <a:xfrm>
                           <a:off x="0" y="0"/>
-                          <a:ext cx="617250" cy="237490"/>
+                          <a:ext cx="544106" cy="237490"/>
                         </a:xfrm>
                         <a:prstGeom prst="rect">
                           <a:avLst/>
@@ -871,14 +974,22 @@
                         <w:txbxContent>
                           <w:p>
                             <w:pPr>
+                              <w:tabs>
+                                <w:tab w:val="left" w:leader="dot" w:pos="817"/>
+                              </w:tabs>
                               <w:spacing w:after="0" w:line="240" w:lineRule="auto"/>
                               <w:rPr>
                                 <w:rFonts w:ascii="Times New Roman" w:hAnsi="Times New Roman"/>
-                                <w:color w:val="000000" w:themeColor="text1"/>
-                                <w:sz w:val="24"/>
-                                <w:szCs w:val="24"/>
+                                <w:sz w:val="26"/>
                               </w:rPr>
                             </w:pPr>
+                            <w:r>
+                              <w:rPr>
+                                <w:rFonts w:ascii="Times New Roman" w:hAnsi="Times New Roman"/>
+                                <w:sz w:val="26"/>
+                              </w:rPr>
+                              <w:tab/>
+                            </w:r>
                           </w:p>
                         </w:txbxContent>
                       </wps:txbx>
@@ -896,19 +1007,27 @@
           </mc:Choice>
           <mc:Fallback>
             <w:pict>
-              <v:shape w14:anchorId="74585051" id="tb_gioi_tinh" o:spid="_x0000_s1028" type="#_x0000_t202" style="position:absolute;margin-left:403.75pt;margin-top:15.15pt;width:48.6pt;height:18.7pt;z-index:251657216;visibility:visible;mso-wrap-style:square;mso-width-percent:0;mso-wrap-distance-left:0;mso-wrap-distance-top:0;mso-wrap-distance-right:0;mso-wrap-distance-bottom:0;mso-position-horizontal:absolute;mso-position-horizontal-relative:text;mso-position-vertical:absolute;mso-position-vertical-relative:text;mso-width-percent:0;mso-width-relative:margin;v-text-anchor:middle" o:gfxdata="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" filled="f" stroked="f" strokeweight=".5pt">
+              <v:shape w14:anchorId="74585051" id="tb_gioi_tinh" o:spid="_x0000_s1028" type="#_x0000_t202" style="position:absolute;margin-left:403.8pt;margin-top:19.6pt;width:42.85pt;height:18.7pt;z-index:251657216;visibility:visible;mso-wrap-style:square;mso-width-percent:0;mso-wrap-distance-left:0;mso-wrap-distance-top:0;mso-wrap-distance-right:0;mso-wrap-distance-bottom:0;mso-position-horizontal:absolute;mso-position-horizontal-relative:text;mso-position-vertical:absolute;mso-position-vertical-relative:text;mso-width-percent:0;mso-width-relative:margin;v-text-anchor:middle" o:gfxdata="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" filled="f" stroked="f" strokeweight=".5pt">
                 <v:textbox inset=".5mm,0,0,0">
                   <w:txbxContent>
                     <w:p>
                       <w:pPr>
+                        <w:tabs>
+                          <w:tab w:val="left" w:leader="dot" w:pos="817"/>
+                        </w:tabs>
                         <w:spacing w:after="0" w:line="240" w:lineRule="auto"/>
                         <w:rPr>
                           <w:rFonts w:ascii="Times New Roman" w:hAnsi="Times New Roman"/>
-                          <w:color w:val="000000" w:themeColor="text1"/>
-                          <w:sz w:val="24"/>
-                          <w:szCs w:val="24"/>
+                          <w:sz w:val="26"/>
                         </w:rPr>
                       </w:pPr>
+                      <w:r>
+                        <w:rPr>
+                          <w:rFonts w:ascii="Times New Roman" w:hAnsi="Times New Roman"/>
+                          <w:sz w:val="26"/>
+                        </w:rPr>
+                        <w:tab/>
+                      </w:r>
                     </w:p>
                   </w:txbxContent>
                 </v:textbox>
@@ -924,13 +1043,13 @@
         <mc:AlternateContent>
           <mc:Choice Requires="wps">
             <w:drawing>
-              <wp:anchor distT="0" distB="0" distL="0" distR="0" simplePos="0" relativeHeight="251654144" behindDoc="0" locked="0" layoutInCell="1" allowOverlap="1" wp14:anchorId="1D8A2AEA" wp14:editId="7F1F5D2D">
+              <wp:anchor distT="0" distB="0" distL="0" distR="0" simplePos="0" relativeHeight="251654144" behindDoc="0" locked="0" layoutInCell="1" allowOverlap="1" wp14:anchorId="1D8A2AEA" wp14:editId="0D8E93D0">
                 <wp:simplePos x="0" y="0"/>
                 <wp:positionH relativeFrom="column">
                   <wp:posOffset>1629410</wp:posOffset>
                 </wp:positionH>
                 <wp:positionV relativeFrom="paragraph">
-                  <wp:posOffset>189865</wp:posOffset>
+                  <wp:posOffset>245745</wp:posOffset>
                 </wp:positionV>
                 <wp:extent cx="552450" cy="237490"/>
                 <wp:effectExtent l="0" t="0" r="6350" b="3810"/>
@@ -965,6 +1084,29 @@
                                 <w:color w:val="000000" w:themeColor="text1"/>
                                 <w:sz w:val="24"/>
                                 <w:szCs w:val="24"/>
+                                <w:lang w:val="vi-VN"/>
+                              </w:rPr>
+                            </w:pPr>
+                            <w:r>
+                              <w:rPr>
+                                <w:rFonts w:ascii="Times New Roman" w:hAnsi="Times New Roman"/>
+                                <w:color w:val="000000" w:themeColor="text1"/>
+                                <w:sz w:val="24"/>
+                                <w:szCs w:val="24"/>
+                                <w:lang w:val="vi-VN"/>
+                              </w:rPr>
+                              <w:t>15</w:t>
+                            </w:r>
+                          </w:p>
+                          <w:p>
+                            <w:pPr>
+                              <w:tabs>
+                                <w:tab w:val="left" w:leader="dot" w:pos="830"/>
+                              </w:tabs>
+                              <w:spacing w:after="0" w:line="240" w:lineRule="auto"/>
+                              <w:rPr>
+                                <w:rFonts w:ascii="Times New Roman" w:hAnsi="Times New Roman"/>
+                                <w:sz w:val="26"/>
                               </w:rPr>
                             </w:pPr>
                           </w:p>
@@ -984,7 +1126,7 @@
           </mc:Choice>
           <mc:Fallback>
             <w:pict>
-              <v:shape w14:anchorId="1D8A2AEA" id="tb_ns_ngay" o:spid="_x0000_s1029" type="#_x0000_t202" style="position:absolute;margin-left:128.3pt;margin-top:14.95pt;width:43.5pt;height:18.7pt;z-index:251654144;visibility:visible;mso-wrap-style:square;mso-width-percent:0;mso-wrap-distance-left:0;mso-wrap-distance-top:0;mso-wrap-distance-right:0;mso-wrap-distance-bottom:0;mso-position-horizontal:absolute;mso-position-horizontal-relative:text;mso-position-vertical:absolute;mso-position-vertical-relative:text;mso-width-percent:0;mso-width-relative:margin;v-text-anchor:middle" o:gfxdata="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" filled="f" stroked="f" strokeweight=".5pt">
+              <v:shape w14:anchorId="1D8A2AEA" id="tb_ns_ngay" o:spid="_x0000_s1029" type="#_x0000_t202" style="position:absolute;margin-left:128.3pt;margin-top:19.35pt;width:43.5pt;height:18.7pt;z-index:251654144;visibility:visible;mso-wrap-style:square;mso-width-percent:0;mso-wrap-distance-left:0;mso-wrap-distance-top:0;mso-wrap-distance-right:0;mso-wrap-distance-bottom:0;mso-position-horizontal:absolute;mso-position-horizontal-relative:text;mso-position-vertical:absolute;mso-position-vertical-relative:text;mso-width-percent:0;mso-width-relative:margin;v-text-anchor:middle" o:gfxdata="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" filled="f" stroked="f" strokeweight=".5pt">
                 <v:textbox inset=".5mm,0,0,0">
                   <w:txbxContent>
                     <w:p>
@@ -996,6 +1138,29 @@
                           <w:color w:val="000000" w:themeColor="text1"/>
                           <w:sz w:val="24"/>
                           <w:szCs w:val="24"/>
+                          <w:lang w:val="vi-VN"/>
+                        </w:rPr>
+                      </w:pPr>
+                      <w:r>
+                        <w:rPr>
+                          <w:rFonts w:ascii="Times New Roman" w:hAnsi="Times New Roman"/>
+                          <w:color w:val="000000" w:themeColor="text1"/>
+                          <w:sz w:val="24"/>
+                          <w:szCs w:val="24"/>
+                          <w:lang w:val="vi-VN"/>
+                        </w:rPr>
+                        <w:t>15</w:t>
+                      </w:r>
+                    </w:p>
+                    <w:p>
+                      <w:pPr>
+                        <w:tabs>
+                          <w:tab w:val="left" w:leader="dot" w:pos="830"/>
+                        </w:tabs>
+                        <w:spacing w:after="0" w:line="240" w:lineRule="auto"/>
+                        <w:rPr>
+                          <w:rFonts w:ascii="Times New Roman" w:hAnsi="Times New Roman"/>
+                          <w:sz w:val="26"/>
                         </w:rPr>
                       </w:pPr>
                     </w:p>
@@ -1013,13 +1178,13 @@
         <mc:AlternateContent>
           <mc:Choice Requires="wps">
             <w:drawing>
-              <wp:anchor distT="0" distB="0" distL="0" distR="0" simplePos="0" relativeHeight="251655168" behindDoc="0" locked="0" layoutInCell="1" allowOverlap="1" wp14:anchorId="1FCB9E25" wp14:editId="4EDFE9F6">
+              <wp:anchor distT="0" distB="0" distL="0" distR="0" simplePos="0" relativeHeight="251655168" behindDoc="0" locked="0" layoutInCell="1" allowOverlap="1" wp14:anchorId="1FCB9E25" wp14:editId="1F913046">
                 <wp:simplePos x="0" y="0"/>
                 <wp:positionH relativeFrom="column">
                   <wp:posOffset>2273935</wp:posOffset>
                 </wp:positionH>
                 <wp:positionV relativeFrom="paragraph">
-                  <wp:posOffset>189865</wp:posOffset>
+                  <wp:posOffset>245745</wp:posOffset>
                 </wp:positionV>
                 <wp:extent cx="627380" cy="237490"/>
                 <wp:effectExtent l="0" t="0" r="7620" b="3810"/>
@@ -1047,15 +1212,23 @@
                         <w:txbxContent>
                           <w:p>
                             <w:pPr>
+                              <w:tabs>
+                                <w:tab w:val="left" w:leader="dot" w:pos="948"/>
+                              </w:tabs>
                               <w:spacing w:after="0" w:line="240" w:lineRule="auto"/>
-                              <w:jc w:val="center"/>
                               <w:rPr>
                                 <w:rFonts w:ascii="Times New Roman" w:hAnsi="Times New Roman"/>
-                                <w:color w:val="000000" w:themeColor="text1"/>
-                                <w:sz w:val="24"/>
-                                <w:szCs w:val="24"/>
+                                <w:sz w:val="26"/>
+                                <w:lang w:val="vi-VN"/>
                               </w:rPr>
                             </w:pPr>
+                            <w:r>
+                              <w:rPr>
+                                <w:rFonts w:ascii="Times New Roman" w:hAnsi="Times New Roman"/>
+                                <w:sz w:val="26"/>
+                              </w:rPr>
+                              <w:tab/>
+                            </w:r>
                           </w:p>
                         </w:txbxContent>
                       </wps:txbx>
@@ -1073,20 +1246,28 @@
           </mc:Choice>
           <mc:Fallback>
             <w:pict>
-              <v:shape w14:anchorId="1FCB9E25" id="tb_ns_thang" o:spid="_x0000_s1030" type="#_x0000_t202" style="position:absolute;margin-left:179.05pt;margin-top:14.95pt;width:49.4pt;height:18.7pt;z-index:251655168;visibility:visible;mso-wrap-style:square;mso-width-percent:0;mso-wrap-distance-left:0;mso-wrap-distance-top:0;mso-wrap-distance-right:0;mso-wrap-distance-bottom:0;mso-position-horizontal:absolute;mso-position-horizontal-relative:text;mso-position-vertical:absolute;mso-position-vertical-relative:text;mso-width-percent:0;mso-width-relative:margin;v-text-anchor:middle" o:gfxdata="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" filled="f" stroked="f" strokeweight=".5pt">
+              <v:shape w14:anchorId="1FCB9E25" id="tb_ns_thang" o:spid="_x0000_s1030" type="#_x0000_t202" style="position:absolute;margin-left:179.05pt;margin-top:19.35pt;width:49.4pt;height:18.7pt;z-index:251655168;visibility:visible;mso-wrap-style:square;mso-width-percent:0;mso-wrap-distance-left:0;mso-wrap-distance-top:0;mso-wrap-distance-right:0;mso-wrap-distance-bottom:0;mso-position-horizontal:absolute;mso-position-horizontal-relative:text;mso-position-vertical:absolute;mso-position-vertical-relative:text;mso-width-percent:0;mso-width-relative:margin;v-text-anchor:middle" o:gfxdata="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" filled="f" stroked="f" strokeweight=".5pt">
                 <v:textbox inset=".5mm,0,0,0">
                   <w:txbxContent>
                     <w:p>
                       <w:pPr>
+                        <w:tabs>
+                          <w:tab w:val="left" w:leader="dot" w:pos="948"/>
+                        </w:tabs>
                         <w:spacing w:after="0" w:line="240" w:lineRule="auto"/>
-                        <w:jc w:val="center"/>
                         <w:rPr>
                           <w:rFonts w:ascii="Times New Roman" w:hAnsi="Times New Roman"/>
-                          <w:color w:val="000000" w:themeColor="text1"/>
-                          <w:sz w:val="24"/>
-                          <w:szCs w:val="24"/>
+                          <w:sz w:val="26"/>
+                          <w:lang w:val="vi-VN"/>
                         </w:rPr>
                       </w:pPr>
+                      <w:r>
+                        <w:rPr>
+                          <w:rFonts w:ascii="Times New Roman" w:hAnsi="Times New Roman"/>
+                          <w:sz w:val="26"/>
+                        </w:rPr>
+                        <w:tab/>
+                      </w:r>
                     </w:p>
                   </w:txbxContent>
                 </v:textbox>
@@ -1102,13 +1283,13 @@
         <mc:AlternateContent>
           <mc:Choice Requires="wps">
             <w:drawing>
-              <wp:anchor distT="0" distB="0" distL="0" distR="0" simplePos="0" relativeHeight="251656192" behindDoc="0" locked="0" layoutInCell="1" allowOverlap="1" wp14:anchorId="564F7197" wp14:editId="4A66BEA0">
+              <wp:anchor distT="0" distB="0" distL="0" distR="0" simplePos="0" relativeHeight="251656192" behindDoc="0" locked="0" layoutInCell="1" allowOverlap="1" wp14:anchorId="564F7197" wp14:editId="7F1B430C">
                 <wp:simplePos x="0" y="0"/>
                 <wp:positionH relativeFrom="column">
                   <wp:posOffset>3021965</wp:posOffset>
                 </wp:positionH>
                 <wp:positionV relativeFrom="paragraph">
-                  <wp:posOffset>189893</wp:posOffset>
+                  <wp:posOffset>246255</wp:posOffset>
                 </wp:positionV>
                 <wp:extent cx="1068070" cy="237490"/>
                 <wp:effectExtent l="0" t="0" r="0" b="3810"/>
@@ -1136,15 +1317,22 @@
                         <w:txbxContent>
                           <w:p>
                             <w:pPr>
+                              <w:tabs>
+                                <w:tab w:val="left" w:leader="dot" w:pos="1642"/>
+                              </w:tabs>
                               <w:spacing w:after="0" w:line="240" w:lineRule="auto"/>
-                              <w:jc w:val="center"/>
                               <w:rPr>
                                 <w:rFonts w:ascii="Times New Roman" w:hAnsi="Times New Roman"/>
-                                <w:color w:val="000000" w:themeColor="text1"/>
-                                <w:sz w:val="24"/>
-                                <w:szCs w:val="24"/>
+                                <w:sz w:val="26"/>
                               </w:rPr>
                             </w:pPr>
+                            <w:r>
+                              <w:rPr>
+                                <w:rFonts w:ascii="Times New Roman" w:hAnsi="Times New Roman"/>
+                                <w:sz w:val="26"/>
+                              </w:rPr>
+                              <w:tab/>
+                            </w:r>
                           </w:p>
                         </w:txbxContent>
                       </wps:txbx>
@@ -1162,20 +1350,27 @@
           </mc:Choice>
           <mc:Fallback>
             <w:pict>
-              <v:shape w14:anchorId="564F7197" id="tb_ns_nam" o:spid="_x0000_s1031" type="#_x0000_t202" style="position:absolute;margin-left:237.95pt;margin-top:14.95pt;width:84.1pt;height:18.7pt;z-index:251656192;visibility:visible;mso-wrap-style:square;mso-width-percent:0;mso-wrap-distance-left:0;mso-wrap-distance-top:0;mso-wrap-distance-right:0;mso-wrap-distance-bottom:0;mso-position-horizontal:absolute;mso-position-horizontal-relative:text;mso-position-vertical:absolute;mso-position-vertical-relative:text;mso-width-percent:0;mso-width-relative:margin;v-text-anchor:middle" o:gfxdata="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" filled="f" stroked="f" strokeweight=".5pt">
+              <v:shape w14:anchorId="564F7197" id="tb_ns_nam" o:spid="_x0000_s1031" type="#_x0000_t202" style="position:absolute;margin-left:237.95pt;margin-top:19.4pt;width:84.1pt;height:18.7pt;z-index:251656192;visibility:visible;mso-wrap-style:square;mso-width-percent:0;mso-wrap-distance-left:0;mso-wrap-distance-top:0;mso-wrap-distance-right:0;mso-wrap-distance-bottom:0;mso-position-horizontal:absolute;mso-position-horizontal-relative:text;mso-position-vertical:absolute;mso-position-vertical-relative:text;mso-width-percent:0;mso-width-relative:margin;v-text-anchor:middle" o:gfxdata="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" filled="f" stroked="f" strokeweight=".5pt">
                 <v:textbox inset=".5mm,0,0,0">
                   <w:txbxContent>
                     <w:p>
                       <w:pPr>
+                        <w:tabs>
+                          <w:tab w:val="left" w:leader="dot" w:pos="1642"/>
+                        </w:tabs>
                         <w:spacing w:after="0" w:line="240" w:lineRule="auto"/>
-                        <w:jc w:val="center"/>
                         <w:rPr>
                           <w:rFonts w:ascii="Times New Roman" w:hAnsi="Times New Roman"/>
-                          <w:color w:val="000000" w:themeColor="text1"/>
-                          <w:sz w:val="24"/>
-                          <w:szCs w:val="24"/>
+                          <w:sz w:val="26"/>
                         </w:rPr>
                       </w:pPr>
+                      <w:r>
+                        <w:rPr>
+                          <w:rFonts w:ascii="Times New Roman" w:hAnsi="Times New Roman"/>
+                          <w:sz w:val="26"/>
+                        </w:rPr>
+                        <w:tab/>
+                      </w:r>
                     </w:p>
                   </w:txbxContent>
                 </v:textbox>
@@ -1192,17 +1387,7 @@
           <w:szCs w:val="26"/>
           <w:lang w:val="vi-VN"/>
         </w:rPr>
-        <w:t>1. Họ, chữ đệm và tên</w:t>
-      </w:r>
-      <w:r>
-        <w:rPr>
-          <w:rFonts w:ascii="Times New Roman" w:eastAsia="Times New Roman" w:hAnsi="Times New Roman"/>
-          <w:spacing w:val="-8"/>
-          <w:sz w:val="26"/>
-          <w:szCs w:val="26"/>
-          <w:lang w:val="vi-VN"/>
-        </w:rPr>
-        <w:t xml:space="preserve"> khai sinh</w:t>
+        <w:t>1. Họ, chữ đệm và tên khai sinh</w:t>
       </w:r>
       <w:r>
         <w:rPr>
@@ -1216,6 +1401,7 @@
       <w:r>
         <w:rPr>
           <w:rFonts w:ascii="Times New Roman" w:eastAsia="Times New Roman" w:hAnsi="Times New Roman"/>
+          <w:color w:val="FFFFFF" w:themeColor="background1"/>
           <w:sz w:val="24"/>
           <w:szCs w:val="24"/>
           <w:lang w:val="vi-VN"/>
@@ -1249,6 +1435,7 @@
       <w:r>
         <w:rPr>
           <w:rFonts w:ascii="Times New Roman" w:eastAsia="Times New Roman" w:hAnsi="Times New Roman"/>
+          <w:color w:val="FFFFFF" w:themeColor="background1"/>
           <w:sz w:val="24"/>
           <w:szCs w:val="14"/>
           <w:lang w:val="vi-VN"/>
@@ -1258,6 +1445,7 @@
       <w:r>
         <w:rPr>
           <w:rFonts w:ascii="Times New Roman" w:eastAsia="Times New Roman" w:hAnsi="Times New Roman"/>
+          <w:color w:val="FFFFFF" w:themeColor="background1"/>
           <w:sz w:val="24"/>
           <w:szCs w:val="24"/>
           <w:lang w:val="vi-VN"/>
@@ -1267,6 +1455,7 @@
       <w:r>
         <w:rPr>
           <w:rFonts w:ascii="Times New Roman" w:eastAsia="Times New Roman" w:hAnsi="Times New Roman"/>
+          <w:color w:val="FFFFFF" w:themeColor="background1"/>
           <w:spacing w:val="-8"/>
           <w:sz w:val="24"/>
           <w:szCs w:val="24"/>
@@ -1277,6 +1466,7 @@
       <w:r>
         <w:rPr>
           <w:rFonts w:ascii="Times New Roman" w:eastAsia="Times New Roman" w:hAnsi="Times New Roman"/>
+          <w:color w:val="FFFFFF" w:themeColor="background1"/>
           <w:sz w:val="24"/>
           <w:szCs w:val="24"/>
           <w:lang w:val="vi-VN"/>
@@ -1296,6 +1486,7 @@
       <w:r>
         <w:rPr>
           <w:rFonts w:ascii="Times New Roman" w:eastAsia="Times New Roman" w:hAnsi="Times New Roman"/>
+          <w:color w:val="FFFFFF" w:themeColor="background1"/>
           <w:sz w:val="24"/>
           <w:szCs w:val="24"/>
           <w:lang w:val="vi-VN"/>
@@ -1305,6 +1496,7 @@
       <w:r>
         <w:rPr>
           <w:rFonts w:ascii="Times New Roman" w:eastAsia="Times New Roman" w:hAnsi="Times New Roman"/>
+          <w:color w:val="FFFFFF" w:themeColor="background1"/>
           <w:spacing w:val="-8"/>
           <w:sz w:val="24"/>
           <w:szCs w:val="24"/>
@@ -1315,6 +1507,7 @@
       <w:r>
         <w:rPr>
           <w:rFonts w:ascii="Times New Roman" w:eastAsia="Times New Roman" w:hAnsi="Times New Roman"/>
+          <w:color w:val="FFFFFF" w:themeColor="background1"/>
           <w:sz w:val="24"/>
           <w:szCs w:val="24"/>
           <w:lang w:val="vi-VN"/>
@@ -1324,21 +1517,42 @@
       <w:r>
         <w:rPr>
           <w:rFonts w:ascii="Times New Roman" w:eastAsia="Times New Roman" w:hAnsi="Times New Roman"/>
+          <w:color w:val="FFFFFF" w:themeColor="background1"/>
           <w:spacing w:val="-8"/>
           <w:sz w:val="24"/>
           <w:szCs w:val="24"/>
           <w:lang w:val="vi-VN"/>
         </w:rPr>
-        <w:t xml:space="preserve">./ </w:t>
-      </w:r>
-      <w:r>
-        <w:rPr>
-          <w:rFonts w:ascii="Times New Roman" w:eastAsia="Times New Roman" w:hAnsi="Times New Roman"/>
+        <w:t>.</w:t>
+      </w:r>
+      <w:r>
+        <w:rPr>
+          <w:rFonts w:ascii="Times New Roman" w:eastAsia="Times New Roman" w:hAnsi="Times New Roman"/>
+          <w:spacing w:val="-8"/>
           <w:sz w:val="24"/>
           <w:szCs w:val="24"/>
           <w:lang w:val="vi-VN"/>
         </w:rPr>
-        <w:t xml:space="preserve">.............................       </w:t>
+        <w:t xml:space="preserve">/ </w:t>
+      </w:r>
+      <w:r>
+        <w:rPr>
+          <w:rFonts w:ascii="Times New Roman" w:eastAsia="Times New Roman" w:hAnsi="Times New Roman"/>
+          <w:color w:val="FFFFFF" w:themeColor="background1"/>
+          <w:sz w:val="24"/>
+          <w:szCs w:val="24"/>
+          <w:lang w:val="vi-VN"/>
+        </w:rPr>
+        <w:t>.............................</w:t>
+      </w:r>
+      <w:r>
+        <w:rPr>
+          <w:rFonts w:ascii="Times New Roman" w:eastAsia="Times New Roman" w:hAnsi="Times New Roman"/>
+          <w:sz w:val="24"/>
+          <w:szCs w:val="24"/>
+          <w:lang w:val="vi-VN"/>
+        </w:rPr>
+        <w:t xml:space="preserve">       </w:t>
       </w:r>
       <w:r>
         <w:rPr>
@@ -1353,6 +1567,7 @@
       <w:r>
         <w:rPr>
           <w:rFonts w:ascii="Times New Roman" w:eastAsia="Times New Roman" w:hAnsi="Times New Roman"/>
+          <w:color w:val="FFFFFF" w:themeColor="background1"/>
           <w:sz w:val="24"/>
           <w:szCs w:val="24"/>
           <w:lang w:val="vi-VN"/>
@@ -1405,93 +1620,6 @@
             </w:pPr>
             <w:r>
               <w:rPr>
-                <w:noProof/>
-              </w:rPr>
-              <mc:AlternateContent>
-                <mc:Choice Requires="wps">
-                  <w:drawing>
-                    <wp:anchor distT="0" distB="0" distL="0" distR="0" simplePos="0" relativeHeight="251658240" behindDoc="0" locked="0" layoutInCell="1" allowOverlap="1" wp14:anchorId="69A90733" wp14:editId="376B4E7A">
-                      <wp:simplePos x="0" y="0"/>
-                      <wp:positionH relativeFrom="column">
-                        <wp:posOffset>1531620</wp:posOffset>
-                      </wp:positionH>
-                      <wp:positionV relativeFrom="paragraph">
-                        <wp:posOffset>315167</wp:posOffset>
-                      </wp:positionV>
-                      <wp:extent cx="1930400" cy="237490"/>
-                      <wp:effectExtent l="0" t="0" r="0" b="3810"/>
-                      <wp:wrapNone/>
-                      <wp:docPr id="7014" name="tb_sdt"/>
-                      <wp:cNvGraphicFramePr/>
-                      <a:graphic xmlns:a="http://schemas.openxmlformats.org/drawingml/2006/main">
-                        <a:graphicData uri="http://schemas.microsoft.com/office/word/2010/wordprocessingShape">
-                          <wps:wsp>
-                            <wps:cNvSpPr txBox="1"/>
-                            <wps:spPr>
-                              <a:xfrm>
-                                <a:off x="0" y="0"/>
-                                <a:ext cx="1930400" cy="237490"/>
-                              </a:xfrm>
-                              <a:prstGeom prst="rect">
-                                <a:avLst/>
-                              </a:prstGeom>
-                              <a:noFill/>
-                              <a:ln w="6350">
-                                <a:noFill/>
-                              </a:ln>
-                            </wps:spPr>
-                            <wps:txbx>
-                              <w:txbxContent>
-                                <w:p>
-                                  <w:pPr>
-                                    <w:spacing w:after="0" w:line="240" w:lineRule="auto"/>
-                                    <w:rPr>
-                                      <w:rFonts w:ascii="Times New Roman" w:hAnsi="Times New Roman"/>
-                                      <w:color w:val="000000" w:themeColor="text1"/>
-                                      <w:sz w:val="24"/>
-                                      <w:szCs w:val="24"/>
-                                    </w:rPr>
-                                  </w:pPr>
-                                </w:p>
-                              </w:txbxContent>
-                            </wps:txbx>
-                            <wps:bodyPr rot="0" wrap="square" lIns="18000" tIns="0" rIns="0" bIns="0" anchor="ctr">
-                              <a:noAutofit/>
-                            </wps:bodyPr>
-                          </wps:wsp>
-                        </a:graphicData>
-                      </a:graphic>
-                      <wp14:sizeRelH relativeFrom="margin">
-                        <wp14:pctWidth>0</wp14:pctWidth>
-                      </wp14:sizeRelH>
-                    </wp:anchor>
-                  </w:drawing>
-                </mc:Choice>
-                <mc:Fallback>
-                  <w:pict>
-                    <v:shape w14:anchorId="69A90733" id="tb_sdt" o:spid="_x0000_s1032" type="#_x0000_t202" style="position:absolute;left:0;text-align:left;margin-left:120.6pt;margin-top:24.8pt;width:152pt;height:18.7pt;z-index:251658240;visibility:visible;mso-wrap-style:square;mso-width-percent:0;mso-wrap-distance-left:0;mso-wrap-distance-top:0;mso-wrap-distance-right:0;mso-wrap-distance-bottom:0;mso-position-horizontal:absolute;mso-position-horizontal-relative:text;mso-position-vertical:absolute;mso-position-vertical-relative:text;mso-width-percent:0;mso-width-relative:margin;v-text-anchor:middle" o:gfxdata="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" filled="f" stroked="f" strokeweight=".5pt">
-                      <v:textbox inset=".5mm,0,0,0">
-                        <w:txbxContent>
-                          <w:p>
-                            <w:pPr>
-                              <w:spacing w:after="0" w:line="240" w:lineRule="auto"/>
-                              <w:rPr>
-                                <w:rFonts w:ascii="Times New Roman" w:hAnsi="Times New Roman"/>
-                                <w:color w:val="000000" w:themeColor="text1"/>
-                                <w:sz w:val="24"/>
-                                <w:szCs w:val="24"/>
-                              </w:rPr>
-                            </w:pPr>
-                          </w:p>
-                        </w:txbxContent>
-                      </v:textbox>
-                    </v:shape>
-                  </w:pict>
-                </mc:Fallback>
-              </mc:AlternateContent>
-            </w:r>
-            <w:r>
-              <w:rPr>
                 <w:rFonts w:ascii="Times New Roman" w:eastAsia="Times New Roman" w:hAnsi="Times New Roman"/>
                 <w:spacing w:val="-8"/>
                 <w:sz w:val="26"/>
@@ -1813,99 +1941,6 @@
             <w:r>
               <w:rPr>
                 <w:rFonts w:ascii="Times New Roman" w:hAnsi="Times New Roman"/>
-                <w:noProof/>
-                <w:sz w:val="24"/>
-                <w:szCs w:val="24"/>
-              </w:rPr>
-              <mc:AlternateContent>
-                <mc:Choice Requires="wps">
-                  <w:drawing>
-                    <wp:anchor distT="0" distB="0" distL="0" distR="0" simplePos="0" relativeHeight="251659264" behindDoc="0" locked="0" layoutInCell="1" allowOverlap="1" wp14:anchorId="7994799B" wp14:editId="4289A473">
-                      <wp:simplePos x="0" y="0"/>
-                      <wp:positionH relativeFrom="column">
-                        <wp:posOffset>129147</wp:posOffset>
-                      </wp:positionH>
-                      <wp:positionV relativeFrom="paragraph">
-                        <wp:posOffset>352636</wp:posOffset>
-                      </wp:positionV>
-                      <wp:extent cx="1878375" cy="198785"/>
-                      <wp:effectExtent l="0" t="0" r="1270" b="4445"/>
-                      <wp:wrapNone/>
-                      <wp:docPr id="7016" name="tb_email"/>
-                      <wp:cNvGraphicFramePr/>
-                      <a:graphic xmlns:a="http://schemas.openxmlformats.org/drawingml/2006/main">
-                        <a:graphicData uri="http://schemas.microsoft.com/office/word/2010/wordprocessingShape">
-                          <wps:wsp>
-                            <wps:cNvSpPr txBox="1"/>
-                            <wps:spPr>
-                              <a:xfrm>
-                                <a:off x="0" y="0"/>
-                                <a:ext cx="1878375" cy="198785"/>
-                              </a:xfrm>
-                              <a:prstGeom prst="rect">
-                                <a:avLst/>
-                              </a:prstGeom>
-                              <a:noFill/>
-                              <a:ln w="6350">
-                                <a:noFill/>
-                              </a:ln>
-                            </wps:spPr>
-                            <wps:txbx>
-                              <w:txbxContent>
-                                <w:p>
-                                  <w:pPr>
-                                    <w:spacing w:after="0" w:line="240" w:lineRule="auto"/>
-                                    <w:rPr>
-                                      <w:rFonts w:ascii="Times New Roman" w:hAnsi="Times New Roman"/>
-                                      <w:color w:val="000000" w:themeColor="text1"/>
-                                      <w:sz w:val="24"/>
-                                      <w:szCs w:val="24"/>
-                                    </w:rPr>
-                                  </w:pPr>
-                                </w:p>
-                              </w:txbxContent>
-                            </wps:txbx>
-                            <wps:bodyPr rot="0" wrap="square" lIns="18000" tIns="0" rIns="0" bIns="0" anchor="ctr">
-                              <a:noAutofit/>
-                            </wps:bodyPr>
-                          </wps:wsp>
-                        </a:graphicData>
-                      </a:graphic>
-                      <wp14:sizeRelH relativeFrom="margin">
-                        <wp14:pctWidth>0</wp14:pctWidth>
-                      </wp14:sizeRelH>
-                      <wp14:sizeRelV relativeFrom="margin">
-                        <wp14:pctHeight>0</wp14:pctHeight>
-                      </wp14:sizeRelV>
-                    </wp:anchor>
-                  </w:drawing>
-                </mc:Choice>
-                <mc:Fallback>
-                  <w:pict>
-                    <v:shape w14:anchorId="7994799B" id="tb_email" o:spid="_x0000_s1033" type="#_x0000_t202" style="position:absolute;margin-left:10.15pt;margin-top:27.75pt;width:147.9pt;height:15.65pt;z-index:251659264;visibility:visible;mso-wrap-style:square;mso-width-percent:0;mso-height-percent:0;mso-wrap-distance-left:0;mso-wrap-distance-top:0;mso-wrap-distance-right:0;mso-wrap-distance-bottom:0;mso-position-horizontal:absolute;mso-position-horizontal-relative:text;mso-position-vertical:absolute;mso-position-vertical-relative:text;mso-width-percent:0;mso-height-percent:0;mso-width-relative:margin;mso-height-relative:margin;v-text-anchor:middle" o:gfxdata="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" filled="f" stroked="f" strokeweight=".5pt">
-                      <v:textbox inset=".5mm,0,0,0">
-                        <w:txbxContent>
-                          <w:p>
-                            <w:pPr>
-                              <w:spacing w:after="0" w:line="240" w:lineRule="auto"/>
-                              <w:rPr>
-                                <w:rFonts w:ascii="Times New Roman" w:hAnsi="Times New Roman"/>
-                                <w:color w:val="000000" w:themeColor="text1"/>
-                                <w:sz w:val="24"/>
-                                <w:szCs w:val="24"/>
-                              </w:rPr>
-                            </w:pPr>
-                          </w:p>
-                        </w:txbxContent>
-                      </v:textbox>
-                    </v:shape>
-                  </w:pict>
-                </mc:Fallback>
-              </mc:AlternateContent>
-            </w:r>
-            <w:r>
-              <w:rPr>
-                <w:rFonts w:ascii="Times New Roman" w:hAnsi="Times New Roman"/>
                 <w:sz w:val="24"/>
                 <w:szCs w:val="24"/>
               </w:rPr>
@@ -2102,16 +2137,16 @@
         <mc:AlternateContent>
           <mc:Choice Requires="wps">
             <w:drawing>
-              <wp:anchor distT="0" distB="0" distL="0" distR="0" simplePos="0" relativeHeight="251660288" behindDoc="0" locked="0" layoutInCell="1" allowOverlap="1" wp14:anchorId="2EA2EACF" wp14:editId="7B0296C0">
+              <wp:anchor distT="0" distB="0" distL="0" distR="0" simplePos="0" relativeHeight="251660288" behindDoc="0" locked="0" layoutInCell="1" allowOverlap="1" wp14:anchorId="2EA2EACF" wp14:editId="315B133C">
                 <wp:simplePos x="0" y="0"/>
                 <wp:positionH relativeFrom="column">
-                  <wp:posOffset>2020570</wp:posOffset>
+                  <wp:posOffset>2020252</wp:posOffset>
                 </wp:positionH>
                 <wp:positionV relativeFrom="paragraph">
-                  <wp:posOffset>263097</wp:posOffset>
+                  <wp:posOffset>322263</wp:posOffset>
                 </wp:positionV>
-                <wp:extent cx="1198245" cy="237490"/>
-                <wp:effectExtent l="0" t="0" r="8255" b="3810"/>
+                <wp:extent cx="1157287" cy="237490"/>
+                <wp:effectExtent l="0" t="0" r="0" b="3810"/>
                 <wp:wrapNone/>
                 <wp:docPr id="7018" name="tb_chu_ho_ten"/>
                 <wp:cNvGraphicFramePr/>
@@ -2122,7 +2157,7 @@
                       <wps:spPr>
                         <a:xfrm>
                           <a:off x="0" y="0"/>
-                          <a:ext cx="1198245" cy="237490"/>
+                          <a:ext cx="1157287" cy="237490"/>
                         </a:xfrm>
                         <a:prstGeom prst="rect">
                           <a:avLst/>
@@ -2136,15 +2171,128 @@
                         <w:txbxContent>
                           <w:p>
                             <w:pPr>
+                              <w:tabs>
+                                <w:tab w:val="left" w:leader="dot" w:pos="1782"/>
+                              </w:tabs>
                               <w:spacing w:after="0" w:line="240" w:lineRule="auto"/>
                               <w:rPr>
                                 <w:rFonts w:ascii="Times New Roman" w:hAnsi="Times New Roman"/>
-                                <w:color w:val="000000" w:themeColor="text1"/>
-                                <w:sz w:val="24"/>
-                                <w:szCs w:val="24"/>
-                                <w:lang w:val="vi-VN"/>
+                                <w:sz w:val="26"/>
                               </w:rPr>
                             </w:pPr>
+                            <w:r>
+                              <w:rPr>
+                                <w:rFonts w:ascii="Times New Roman" w:hAnsi="Times New Roman"/>
+                                <w:sz w:val="26"/>
+                              </w:rPr>
+                              <w:tab/>
+                            </w:r>
+                          </w:p>
+                        </w:txbxContent>
+                      </wps:txbx>
+                      <wps:bodyPr rot="0" wrap="square" lIns="18000" tIns="0" rIns="0" bIns="0" anchor="ctr">
+                        <a:noAutofit/>
+                      </wps:bodyPr>
+                    </wps:wsp>
+                  </a:graphicData>
+                </a:graphic>
+                <wp14:sizeRelH relativeFrom="margin">
+                  <wp14:pctWidth>0</wp14:pctWidth>
+                </wp14:sizeRelH>
+                <wp14:sizeRelV relativeFrom="margin">
+                  <wp14:pctHeight>0</wp14:pctHeight>
+                </wp14:sizeRelV>
+              </wp:anchor>
+            </w:drawing>
+          </mc:Choice>
+          <mc:Fallback>
+            <w:pict>
+              <v:shape w14:anchorId="2EA2EACF" id="tb_chu_ho_ten" o:spid="_x0000_s1032" type="#_x0000_t202" style="position:absolute;margin-left:159.05pt;margin-top:25.4pt;width:91.1pt;height:18.7pt;z-index:251660288;visibility:visible;mso-wrap-style:square;mso-width-percent:0;mso-height-percent:0;mso-wrap-distance-left:0;mso-wrap-distance-top:0;mso-wrap-distance-right:0;mso-wrap-distance-bottom:0;mso-position-horizontal:absolute;mso-position-horizontal-relative:text;mso-position-vertical:absolute;mso-position-vertical-relative:text;mso-width-percent:0;mso-height-percent:0;mso-width-relative:margin;mso-height-relative:margin;v-text-anchor:middle" o:gfxdata="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" filled="f" stroked="f" strokeweight=".5pt">
+                <v:textbox inset=".5mm,0,0,0">
+                  <w:txbxContent>
+                    <w:p>
+                      <w:pPr>
+                        <w:tabs>
+                          <w:tab w:val="left" w:leader="dot" w:pos="1782"/>
+                        </w:tabs>
+                        <w:spacing w:after="0" w:line="240" w:lineRule="auto"/>
+                        <w:rPr>
+                          <w:rFonts w:ascii="Times New Roman" w:hAnsi="Times New Roman"/>
+                          <w:sz w:val="26"/>
+                        </w:rPr>
+                      </w:pPr>
+                      <w:r>
+                        <w:rPr>
+                          <w:rFonts w:ascii="Times New Roman" w:hAnsi="Times New Roman"/>
+                          <w:sz w:val="26"/>
+                        </w:rPr>
+                        <w:tab/>
+                      </w:r>
+                    </w:p>
+                  </w:txbxContent>
+                </v:textbox>
+              </v:shape>
+            </w:pict>
+          </mc:Fallback>
+        </mc:AlternateContent>
+      </w:r>
+      <w:r>
+        <w:rPr>
+          <w:noProof/>
+        </w:rPr>
+        <mc:AlternateContent>
+          <mc:Choice Requires="wps">
+            <w:drawing>
+              <wp:anchor distT="0" distB="0" distL="0" distR="0" simplePos="0" relativeHeight="251661312" behindDoc="0" locked="0" layoutInCell="1" allowOverlap="1" wp14:anchorId="74AD91DE" wp14:editId="216671E8">
+                <wp:simplePos x="0" y="0"/>
+                <wp:positionH relativeFrom="column">
+                  <wp:posOffset>5056346</wp:posOffset>
+                </wp:positionH>
+                <wp:positionV relativeFrom="paragraph">
+                  <wp:posOffset>322263</wp:posOffset>
+                </wp:positionV>
+                <wp:extent cx="616903" cy="237490"/>
+                <wp:effectExtent l="0" t="0" r="5715" b="3810"/>
+                <wp:wrapNone/>
+                <wp:docPr id="7020" name="tb_quan_he"/>
+                <wp:cNvGraphicFramePr/>
+                <a:graphic xmlns:a="http://schemas.openxmlformats.org/drawingml/2006/main">
+                  <a:graphicData uri="http://schemas.microsoft.com/office/word/2010/wordprocessingShape">
+                    <wps:wsp>
+                      <wps:cNvSpPr txBox="1"/>
+                      <wps:spPr>
+                        <a:xfrm>
+                          <a:off x="0" y="0"/>
+                          <a:ext cx="616903" cy="237490"/>
+                        </a:xfrm>
+                        <a:prstGeom prst="rect">
+                          <a:avLst/>
+                        </a:prstGeom>
+                        <a:noFill/>
+                        <a:ln w="6350">
+                          <a:noFill/>
+                        </a:ln>
+                      </wps:spPr>
+                      <wps:txbx>
+                        <w:txbxContent>
+                          <w:p>
+                            <w:pPr>
+                              <w:tabs>
+                                <w:tab w:val="left" w:leader="dot" w:pos="932"/>
+                              </w:tabs>
+                              <w:spacing w:after="0" w:line="240" w:lineRule="auto"/>
+                              <w:rPr>
+                                <w:rFonts w:ascii="Times New Roman" w:hAnsi="Times New Roman"/>
+                                <w:sz w:val="26"/>
+                              </w:rPr>
+                            </w:pPr>
+                            <w:r>
+                              <w:rPr>
+                                <w:rFonts w:ascii="Times New Roman" w:hAnsi="Times New Roman"/>
+                                <w:sz w:val="26"/>
+                              </w:rPr>
+                              <w:tab/>
+                            </w:r>
                           </w:p>
                         </w:txbxContent>
                       </wps:txbx>
@@ -2162,20 +2310,27 @@
           </mc:Choice>
           <mc:Fallback>
             <w:pict>
-              <v:shape w14:anchorId="2EA2EACF" id="tb_chu_ho_ten" o:spid="_x0000_s1034" type="#_x0000_t202" style="position:absolute;margin-left:159.1pt;margin-top:20.7pt;width:94.35pt;height:18.7pt;z-index:251660288;visibility:visible;mso-wrap-style:square;mso-width-percent:0;mso-wrap-distance-left:0;mso-wrap-distance-top:0;mso-wrap-distance-right:0;mso-wrap-distance-bottom:0;mso-position-horizontal:absolute;mso-position-horizontal-relative:text;mso-position-vertical:absolute;mso-position-vertical-relative:text;mso-width-percent:0;mso-width-relative:margin;v-text-anchor:middle" o:gfxdata="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" filled="f" stroked="f" strokeweight=".5pt">
+              <v:shape w14:anchorId="74AD91DE" id="tb_quan_he" o:spid="_x0000_s1033" type="#_x0000_t202" style="position:absolute;margin-left:398.15pt;margin-top:25.4pt;width:48.6pt;height:18.7pt;z-index:251661312;visibility:visible;mso-wrap-style:square;mso-width-percent:0;mso-wrap-distance-left:0;mso-wrap-distance-top:0;mso-wrap-distance-right:0;mso-wrap-distance-bottom:0;mso-position-horizontal:absolute;mso-position-horizontal-relative:text;mso-position-vertical:absolute;mso-position-vertical-relative:text;mso-width-percent:0;mso-width-relative:margin;v-text-anchor:middle" o:gfxdata="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" filled="f" stroked="f" strokeweight=".5pt">
                 <v:textbox inset=".5mm,0,0,0">
                   <w:txbxContent>
                     <w:p>
                       <w:pPr>
+                        <w:tabs>
+                          <w:tab w:val="left" w:leader="dot" w:pos="932"/>
+                        </w:tabs>
                         <w:spacing w:after="0" w:line="240" w:lineRule="auto"/>
                         <w:rPr>
                           <w:rFonts w:ascii="Times New Roman" w:hAnsi="Times New Roman"/>
-                          <w:color w:val="000000" w:themeColor="text1"/>
-                          <w:sz w:val="24"/>
-                          <w:szCs w:val="24"/>
-                          <w:lang w:val="vi-VN"/>
+                          <w:sz w:val="26"/>
                         </w:rPr>
                       </w:pPr>
+                      <w:r>
+                        <w:rPr>
+                          <w:rFonts w:ascii="Times New Roman" w:hAnsi="Times New Roman"/>
+                          <w:sz w:val="26"/>
+                        </w:rPr>
+                        <w:tab/>
+                      </w:r>
                     </w:p>
                   </w:txbxContent>
                 </v:textbox>
@@ -2186,23 +2341,26 @@
       </w:r>
       <w:r>
         <w:rPr>
+          <w:rFonts w:ascii="Times New Roman" w:hAnsi="Times New Roman"/>
           <w:noProof/>
+          <w:sz w:val="24"/>
+          <w:szCs w:val="24"/>
         </w:rPr>
         <mc:AlternateContent>
           <mc:Choice Requires="wps">
             <w:drawing>
-              <wp:anchor distT="0" distB="0" distL="0" distR="0" simplePos="0" relativeHeight="251661312" behindDoc="0" locked="0" layoutInCell="1" allowOverlap="1" wp14:anchorId="74AD91DE" wp14:editId="6559888F">
+              <wp:anchor distT="0" distB="0" distL="0" distR="0" simplePos="0" relativeHeight="251659264" behindDoc="0" locked="0" layoutInCell="1" allowOverlap="1" wp14:anchorId="7994799B" wp14:editId="722C879A">
                 <wp:simplePos x="0" y="0"/>
                 <wp:positionH relativeFrom="column">
-                  <wp:posOffset>5053330</wp:posOffset>
+                  <wp:posOffset>4199096</wp:posOffset>
                 </wp:positionH>
                 <wp:positionV relativeFrom="paragraph">
-                  <wp:posOffset>264367</wp:posOffset>
+                  <wp:posOffset>65089</wp:posOffset>
                 </wp:positionV>
-                <wp:extent cx="692150" cy="237490"/>
-                <wp:effectExtent l="0" t="0" r="6350" b="3810"/>
+                <wp:extent cx="1470025" cy="213042"/>
+                <wp:effectExtent l="0" t="0" r="3175" b="3175"/>
                 <wp:wrapNone/>
-                <wp:docPr id="7020" name="tb_quan_he"/>
+                <wp:docPr id="7016" name="tb_email"/>
                 <wp:cNvGraphicFramePr/>
                 <a:graphic xmlns:a="http://schemas.openxmlformats.org/drawingml/2006/main">
                   <a:graphicData uri="http://schemas.microsoft.com/office/word/2010/wordprocessingShape">
@@ -2211,7 +2369,7 @@
                       <wps:spPr>
                         <a:xfrm>
                           <a:off x="0" y="0"/>
-                          <a:ext cx="692150" cy="237490"/>
+                          <a:ext cx="1470025" cy="213042"/>
                         </a:xfrm>
                         <a:prstGeom prst="rect">
                           <a:avLst/>
@@ -2225,16 +2383,128 @@
                         <w:txbxContent>
                           <w:p>
                             <w:pPr>
+                              <w:tabs>
+                                <w:tab w:val="left" w:leader="dot" w:pos="2275"/>
+                              </w:tabs>
                               <w:spacing w:after="0" w:line="240" w:lineRule="auto"/>
-                              <w:jc w:val="center"/>
                               <w:rPr>
                                 <w:rFonts w:ascii="Times New Roman" w:hAnsi="Times New Roman"/>
-                                <w:color w:val="000000" w:themeColor="text1"/>
-                                <w:sz w:val="24"/>
-                                <w:szCs w:val="24"/>
-                                <w:lang w:val="vi-VN"/>
+                                <w:sz w:val="26"/>
                               </w:rPr>
                             </w:pPr>
+                            <w:r>
+                              <w:rPr>
+                                <w:rFonts w:ascii="Times New Roman" w:hAnsi="Times New Roman"/>
+                                <w:sz w:val="26"/>
+                              </w:rPr>
+                              <w:tab/>
+                            </w:r>
+                          </w:p>
+                        </w:txbxContent>
+                      </wps:txbx>
+                      <wps:bodyPr rot="0" wrap="square" lIns="18000" tIns="0" rIns="0" bIns="0" anchor="ctr">
+                        <a:noAutofit/>
+                      </wps:bodyPr>
+                    </wps:wsp>
+                  </a:graphicData>
+                </a:graphic>
+                <wp14:sizeRelH relativeFrom="margin">
+                  <wp14:pctWidth>0</wp14:pctWidth>
+                </wp14:sizeRelH>
+                <wp14:sizeRelV relativeFrom="margin">
+                  <wp14:pctHeight>0</wp14:pctHeight>
+                </wp14:sizeRelV>
+              </wp:anchor>
+            </w:drawing>
+          </mc:Choice>
+          <mc:Fallback>
+            <w:pict>
+              <v:shape w14:anchorId="7994799B" id="tb_email" o:spid="_x0000_s1034" type="#_x0000_t202" style="position:absolute;margin-left:330.65pt;margin-top:5.15pt;width:115.75pt;height:16.75pt;z-index:251659264;visibility:visible;mso-wrap-style:square;mso-width-percent:0;mso-height-percent:0;mso-wrap-distance-left:0;mso-wrap-distance-top:0;mso-wrap-distance-right:0;mso-wrap-distance-bottom:0;mso-position-horizontal:absolute;mso-position-horizontal-relative:text;mso-position-vertical:absolute;mso-position-vertical-relative:text;mso-width-percent:0;mso-height-percent:0;mso-width-relative:margin;mso-height-relative:margin;v-text-anchor:middle" o:gfxdata="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" filled="f" stroked="f" strokeweight=".5pt">
+                <v:textbox inset=".5mm,0,0,0">
+                  <w:txbxContent>
+                    <w:p>
+                      <w:pPr>
+                        <w:tabs>
+                          <w:tab w:val="left" w:leader="dot" w:pos="2275"/>
+                        </w:tabs>
+                        <w:spacing w:after="0" w:line="240" w:lineRule="auto"/>
+                        <w:rPr>
+                          <w:rFonts w:ascii="Times New Roman" w:hAnsi="Times New Roman"/>
+                          <w:sz w:val="26"/>
+                        </w:rPr>
+                      </w:pPr>
+                      <w:r>
+                        <w:rPr>
+                          <w:rFonts w:ascii="Times New Roman" w:hAnsi="Times New Roman"/>
+                          <w:sz w:val="26"/>
+                        </w:rPr>
+                        <w:tab/>
+                      </w:r>
+                    </w:p>
+                  </w:txbxContent>
+                </v:textbox>
+              </v:shape>
+            </w:pict>
+          </mc:Fallback>
+        </mc:AlternateContent>
+      </w:r>
+      <w:r>
+        <w:rPr>
+          <w:noProof/>
+        </w:rPr>
+        <mc:AlternateContent>
+          <mc:Choice Requires="wps">
+            <w:drawing>
+              <wp:anchor distT="0" distB="0" distL="0" distR="0" simplePos="0" relativeHeight="251658240" behindDoc="0" locked="0" layoutInCell="1" allowOverlap="1" wp14:anchorId="69A90733" wp14:editId="0DFDBB0B">
+                <wp:simplePos x="0" y="0"/>
+                <wp:positionH relativeFrom="column">
+                  <wp:posOffset>1626870</wp:posOffset>
+                </wp:positionH>
+                <wp:positionV relativeFrom="paragraph">
+                  <wp:posOffset>63659</wp:posOffset>
+                </wp:positionV>
+                <wp:extent cx="1750060" cy="237490"/>
+                <wp:effectExtent l="0" t="0" r="2540" b="3810"/>
+                <wp:wrapNone/>
+                <wp:docPr id="7014" name="tb_sdt"/>
+                <wp:cNvGraphicFramePr/>
+                <a:graphic xmlns:a="http://schemas.openxmlformats.org/drawingml/2006/main">
+                  <a:graphicData uri="http://schemas.microsoft.com/office/word/2010/wordprocessingShape">
+                    <wps:wsp>
+                      <wps:cNvSpPr txBox="1"/>
+                      <wps:spPr>
+                        <a:xfrm>
+                          <a:off x="0" y="0"/>
+                          <a:ext cx="1750060" cy="237490"/>
+                        </a:xfrm>
+                        <a:prstGeom prst="rect">
+                          <a:avLst/>
+                        </a:prstGeom>
+                        <a:noFill/>
+                        <a:ln w="6350">
+                          <a:noFill/>
+                        </a:ln>
+                      </wps:spPr>
+                      <wps:txbx>
+                        <w:txbxContent>
+                          <w:p>
+                            <w:pPr>
+                              <w:tabs>
+                                <w:tab w:val="left" w:leader="dot" w:pos="2716"/>
+                              </w:tabs>
+                              <w:spacing w:after="0" w:line="240" w:lineRule="auto"/>
+                              <w:rPr>
+                                <w:rFonts w:ascii="Times New Roman" w:hAnsi="Times New Roman"/>
+                                <w:sz w:val="26"/>
+                              </w:rPr>
+                            </w:pPr>
+                            <w:r>
+                              <w:rPr>
+                                <w:rFonts w:ascii="Times New Roman" w:hAnsi="Times New Roman"/>
+                                <w:sz w:val="26"/>
+                              </w:rPr>
+                              <w:tab/>
+                            </w:r>
                           </w:p>
                         </w:txbxContent>
                       </wps:txbx>
@@ -2252,21 +2522,27 @@
           </mc:Choice>
           <mc:Fallback>
             <w:pict>
-              <v:shape w14:anchorId="74AD91DE" id="tb_quan_he" o:spid="_x0000_s1035" type="#_x0000_t202" style="position:absolute;margin-left:397.9pt;margin-top:20.8pt;width:54.5pt;height:18.7pt;z-index:251661312;visibility:visible;mso-wrap-style:square;mso-width-percent:0;mso-wrap-distance-left:0;mso-wrap-distance-top:0;mso-wrap-distance-right:0;mso-wrap-distance-bottom:0;mso-position-horizontal:absolute;mso-position-horizontal-relative:text;mso-position-vertical:absolute;mso-position-vertical-relative:text;mso-width-percent:0;mso-width-relative:margin;v-text-anchor:middle" o:gfxdata="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" filled="f" stroked="f" strokeweight=".5pt">
+              <v:shape w14:anchorId="69A90733" id="tb_sdt" o:spid="_x0000_s1035" type="#_x0000_t202" style="position:absolute;margin-left:128.1pt;margin-top:5pt;width:137.8pt;height:18.7pt;z-index:251658240;visibility:visible;mso-wrap-style:square;mso-width-percent:0;mso-wrap-distance-left:0;mso-wrap-distance-top:0;mso-wrap-distance-right:0;mso-wrap-distance-bottom:0;mso-position-horizontal:absolute;mso-position-horizontal-relative:text;mso-position-vertical:absolute;mso-position-vertical-relative:text;mso-width-percent:0;mso-width-relative:margin;v-text-anchor:middle" o:gfxdata="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" filled="f" stroked="f" strokeweight=".5pt">
                 <v:textbox inset=".5mm,0,0,0">
                   <w:txbxContent>
                     <w:p>
                       <w:pPr>
+                        <w:tabs>
+                          <w:tab w:val="left" w:leader="dot" w:pos="2716"/>
+                        </w:tabs>
                         <w:spacing w:after="0" w:line="240" w:lineRule="auto"/>
-                        <w:jc w:val="center"/>
                         <w:rPr>
                           <w:rFonts w:ascii="Times New Roman" w:hAnsi="Times New Roman"/>
-                          <w:color w:val="000000" w:themeColor="text1"/>
-                          <w:sz w:val="24"/>
-                          <w:szCs w:val="24"/>
-                          <w:lang w:val="vi-VN"/>
+                          <w:sz w:val="26"/>
                         </w:rPr>
                       </w:pPr>
+                      <w:r>
+                        <w:rPr>
+                          <w:rFonts w:ascii="Times New Roman" w:hAnsi="Times New Roman"/>
+                          <w:sz w:val="26"/>
+                        </w:rPr>
+                        <w:tab/>
+                      </w:r>
                     </w:p>
                   </w:txbxContent>
                 </v:textbox>
@@ -2365,6 +2641,7 @@
       <w:r>
         <w:rPr>
           <w:rFonts w:ascii="Times New Roman" w:eastAsia="Times New Roman" w:hAnsi="Times New Roman"/>
+          <w:color w:val="FFFFFF" w:themeColor="background1"/>
           <w:sz w:val="24"/>
           <w:szCs w:val="24"/>
           <w:lang w:val="vi-VN"/>
@@ -2374,6 +2651,7 @@
       <w:r>
         <w:rPr>
           <w:rFonts w:ascii="Times New Roman" w:eastAsia="Times New Roman" w:hAnsi="Times New Roman"/>
+          <w:color w:val="FFFFFF" w:themeColor="background1"/>
           <w:sz w:val="24"/>
           <w:szCs w:val="24"/>
           <w:lang w:val="pt-BR"/>
@@ -2410,6 +2688,7 @@
       <w:r>
         <w:rPr>
           <w:rFonts w:ascii="Times New Roman" w:eastAsia="Times New Roman" w:hAnsi="Times New Roman"/>
+          <w:color w:val="FFFFFF" w:themeColor="background1"/>
           <w:sz w:val="24"/>
           <w:szCs w:val="24"/>
           <w:lang w:val="vi-VN"/>
@@ -2433,98 +2712,6 @@
       </w:pPr>
       <w:r>
         <w:rPr>
-          <w:noProof/>
-        </w:rPr>
-        <mc:AlternateContent>
-          <mc:Choice Requires="wps">
-            <w:drawing>
-              <wp:anchor distT="0" distB="0" distL="0" distR="0" simplePos="0" relativeHeight="251662336" behindDoc="0" locked="0" layoutInCell="1" allowOverlap="1" wp14:anchorId="45B34909" wp14:editId="016BDF5A">
-                <wp:simplePos x="0" y="0"/>
-                <wp:positionH relativeFrom="column">
-                  <wp:posOffset>29845</wp:posOffset>
-                </wp:positionH>
-                <wp:positionV relativeFrom="paragraph">
-                  <wp:posOffset>599012</wp:posOffset>
-                </wp:positionV>
-                <wp:extent cx="5714365" cy="528320"/>
-                <wp:effectExtent l="0" t="0" r="635" b="5080"/>
-                <wp:wrapNone/>
-                <wp:docPr id="7022" name="tb_noi_dung"/>
-                <wp:cNvGraphicFramePr/>
-                <a:graphic xmlns:a="http://schemas.openxmlformats.org/drawingml/2006/main">
-                  <a:graphicData uri="http://schemas.microsoft.com/office/word/2010/wordprocessingShape">
-                    <wps:wsp>
-                      <wps:cNvSpPr txBox="1"/>
-                      <wps:spPr>
-                        <a:xfrm>
-                          <a:off x="0" y="0"/>
-                          <a:ext cx="5714365" cy="528320"/>
-                        </a:xfrm>
-                        <a:prstGeom prst="rect">
-                          <a:avLst/>
-                        </a:prstGeom>
-                        <a:noFill/>
-                        <a:ln w="6350">
-                          <a:noFill/>
-                        </a:ln>
-                      </wps:spPr>
-                      <wps:txbx>
-                        <w:txbxContent>
-                          <w:p>
-                            <w:pPr>
-                              <w:spacing w:after="0" w:line="360" w:lineRule="auto"/>
-                              <w:ind w:firstLine="2552"/>
-                              <w:rPr>
-                                <w:rFonts w:ascii="Times New Roman" w:hAnsi="Times New Roman"/>
-                                <w:color w:val="000000" w:themeColor="text1"/>
-                                <w:sz w:val="24"/>
-                                <w:szCs w:val="24"/>
-                              </w:rPr>
-                            </w:pPr>
-                          </w:p>
-                        </w:txbxContent>
-                      </wps:txbx>
-                      <wps:bodyPr rot="0" wrap="square" lIns="18000" tIns="0" rIns="0" bIns="0" anchor="t">
-                        <a:noAutofit/>
-                      </wps:bodyPr>
-                    </wps:wsp>
-                  </a:graphicData>
-                </a:graphic>
-                <wp14:sizeRelH relativeFrom="margin">
-                  <wp14:pctWidth>0</wp14:pctWidth>
-                </wp14:sizeRelH>
-                <wp14:sizeRelV relativeFrom="margin">
-                  <wp14:pctHeight>0</wp14:pctHeight>
-                </wp14:sizeRelV>
-              </wp:anchor>
-            </w:drawing>
-          </mc:Choice>
-          <mc:Fallback>
-            <w:pict>
-              <v:shape w14:anchorId="45B34909" id="tb_noi_dung" o:spid="_x0000_s1036" type="#_x0000_t202" style="position:absolute;margin-left:2.35pt;margin-top:47.15pt;width:449.95pt;height:41.6pt;z-index:251662336;visibility:visible;mso-wrap-style:square;mso-width-percent:0;mso-height-percent:0;mso-wrap-distance-left:0;mso-wrap-distance-top:0;mso-wrap-distance-right:0;mso-wrap-distance-bottom:0;mso-position-horizontal:absolute;mso-position-horizontal-relative:text;mso-position-vertical:absolute;mso-position-vertical-relative:text;mso-width-percent:0;mso-height-percent:0;mso-width-relative:margin;mso-height-relative:margin;v-text-anchor:top" o:gfxdata="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" filled="f" stroked="f" strokeweight=".5pt">
-                <v:textbox inset=".5mm,0,0,0">
-                  <w:txbxContent>
-                    <w:p>
-                      <w:pPr>
-                        <w:spacing w:after="0" w:line="360" w:lineRule="auto"/>
-                        <w:ind w:firstLine="2552"/>
-                        <w:rPr>
-                          <w:rFonts w:ascii="Times New Roman" w:hAnsi="Times New Roman"/>
-                          <w:color w:val="000000" w:themeColor="text1"/>
-                          <w:sz w:val="24"/>
-                          <w:szCs w:val="24"/>
-                        </w:rPr>
-                      </w:pPr>
-                    </w:p>
-                  </w:txbxContent>
-                </v:textbox>
-              </v:shape>
-            </w:pict>
-          </mc:Fallback>
-        </mc:AlternateContent>
-      </w:r>
-      <w:r>
-        <w:rPr>
           <w:rFonts w:ascii="Times New Roman" w:eastAsia="Times New Roman" w:hAnsi="Times New Roman"/>
           <w:sz w:val="26"/>
           <w:szCs w:val="26"/>
@@ -2544,6 +2731,7 @@
       <w:r>
         <w:rPr>
           <w:rFonts w:ascii="Times New Roman" w:eastAsia="Times New Roman" w:hAnsi="Times New Roman"/>
+          <w:color w:val="FFFFFF" w:themeColor="background1"/>
           <w:sz w:val="24"/>
           <w:szCs w:val="14"/>
           <w:lang w:val="vi-VN"/>
@@ -2553,6 +2741,7 @@
       <w:r>
         <w:rPr>
           <w:rFonts w:ascii="Times New Roman" w:eastAsia="Times New Roman" w:hAnsi="Times New Roman"/>
+          <w:color w:val="FFFFFF" w:themeColor="background1"/>
           <w:sz w:val="14"/>
           <w:szCs w:val="14"/>
           <w:lang w:val="vi-VN"/>
@@ -2571,6 +2760,7 @@
       <w:r>
         <w:rPr>
           <w:rFonts w:ascii="Times New Roman" w:eastAsia="Times New Roman" w:hAnsi="Times New Roman"/>
+          <w:color w:val="FFFFFF" w:themeColor="background1"/>
           <w:sz w:val="24"/>
           <w:szCs w:val="14"/>
           <w:lang w:val="vi-VN"/>
@@ -3051,11 +3241,164 @@
         <w:spacing w:before="60" w:after="60" w:line="240" w:lineRule="auto"/>
         <w:rPr>
           <w:rFonts w:ascii="Times New Roman" w:eastAsia="Times New Roman" w:hAnsi="Times New Roman"/>
+          <w:color w:val="FFFFFF" w:themeColor="background1"/>
           <w:sz w:val="24"/>
           <w:szCs w:val="24"/>
           <w:lang w:val="vi-VN"/>
         </w:rPr>
       </w:pPr>
+      <w:r>
+        <w:rPr>
+          <w:noProof/>
+        </w:rPr>
+        <mc:AlternateContent>
+          <mc:Choice Requires="wps">
+            <w:drawing>
+              <wp:anchor distT="0" distB="0" distL="0" distR="0" simplePos="0" relativeHeight="251662336" behindDoc="0" locked="0" layoutInCell="1" allowOverlap="1" wp14:anchorId="45B34909" wp14:editId="7329B089">
+                <wp:simplePos x="0" y="0"/>
+                <wp:positionH relativeFrom="column">
+                  <wp:posOffset>-22860</wp:posOffset>
+                </wp:positionH>
+                <wp:positionV relativeFrom="paragraph">
+                  <wp:posOffset>56674</wp:posOffset>
+                </wp:positionV>
+                <wp:extent cx="5695791" cy="528320"/>
+                <wp:effectExtent l="0" t="0" r="6985" b="5080"/>
+                <wp:wrapNone/>
+                <wp:docPr id="7022" name="tb_noi_dung"/>
+                <wp:cNvGraphicFramePr/>
+                <a:graphic xmlns:a="http://schemas.openxmlformats.org/drawingml/2006/main">
+                  <a:graphicData uri="http://schemas.microsoft.com/office/word/2010/wordprocessingShape">
+                    <wps:wsp>
+                      <wps:cNvSpPr txBox="1"/>
+                      <wps:spPr>
+                        <a:xfrm>
+                          <a:off x="0" y="0"/>
+                          <a:ext cx="5695791" cy="528320"/>
+                        </a:xfrm>
+                        <a:prstGeom prst="rect">
+                          <a:avLst/>
+                        </a:prstGeom>
+                        <a:noFill/>
+                        <a:ln w="6350">
+                          <a:noFill/>
+                        </a:ln>
+                      </wps:spPr>
+                      <wps:txbx>
+                        <w:txbxContent>
+                          <w:p>
+                            <w:pPr>
+                              <w:tabs>
+                                <w:tab w:val="left" w:leader="dot" w:pos="8930"/>
+                              </w:tabs>
+                              <w:spacing w:after="0" w:line="240" w:lineRule="auto"/>
+                              <w:ind w:firstLine="2552"/>
+                              <w:rPr>
+                                <w:rFonts w:ascii="Times New Roman" w:hAnsi="Times New Roman"/>
+                                <w:sz w:val="26"/>
+                                <w:lang w:val="vi-VN"/>
+                              </w:rPr>
+                            </w:pPr>
+                            <w:r>
+                              <w:rPr>
+                                <w:rFonts w:ascii="Times New Roman" w:hAnsi="Times New Roman"/>
+                                <w:sz w:val="26"/>
+                              </w:rPr>
+                              <w:tab/>
+                            </w:r>
+                          </w:p>
+                          <w:p>
+                            <w:pPr>
+                              <w:tabs>
+                                <w:tab w:val="left" w:leader="dot" w:pos="8930"/>
+                              </w:tabs>
+                              <w:spacing w:after="0" w:line="240" w:lineRule="auto"/>
+                              <w:rPr>
+                                <w:rFonts w:ascii="Times New Roman" w:hAnsi="Times New Roman"/>
+                                <w:sz w:val="26"/>
+                                <w:lang w:val="vi-VN"/>
+                              </w:rPr>
+                            </w:pPr>
+                            <w:r>
+                              <w:rPr>
+                                <w:rFonts w:ascii="Times New Roman" w:hAnsi="Times New Roman"/>
+                                <w:sz w:val="26"/>
+                                <w:lang w:val="vi-VN"/>
+                              </w:rPr>
+                              <w:tab/>
+                            </w:r>
+                          </w:p>
+                        </w:txbxContent>
+                      </wps:txbx>
+                      <wps:bodyPr rot="0" wrap="square" lIns="18000" tIns="0" rIns="0" bIns="0" anchor="t">
+                        <a:noAutofit/>
+                      </wps:bodyPr>
+                    </wps:wsp>
+                  </a:graphicData>
+                </a:graphic>
+                <wp14:sizeRelH relativeFrom="margin">
+                  <wp14:pctWidth>0</wp14:pctWidth>
+                </wp14:sizeRelH>
+                <wp14:sizeRelV relativeFrom="margin">
+                  <wp14:pctHeight>0</wp14:pctHeight>
+                </wp14:sizeRelV>
+              </wp:anchor>
+            </w:drawing>
+          </mc:Choice>
+          <mc:Fallback>
+            <w:pict>
+              <v:shape w14:anchorId="45B34909" id="tb_noi_dung" o:spid="_x0000_s1036" type="#_x0000_t202" style="position:absolute;margin-left:-1.8pt;margin-top:4.45pt;width:448.5pt;height:41.6pt;z-index:251662336;visibility:visible;mso-wrap-style:square;mso-width-percent:0;mso-height-percent:0;mso-wrap-distance-left:0;mso-wrap-distance-top:0;mso-wrap-distance-right:0;mso-wrap-distance-bottom:0;mso-position-horizontal:absolute;mso-position-horizontal-relative:text;mso-position-vertical:absolute;mso-position-vertical-relative:text;mso-width-percent:0;mso-height-percent:0;mso-width-relative:margin;mso-height-relative:margin;v-text-anchor:top" o:gfxdata="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" filled="f" stroked="f" strokeweight=".5pt">
+                <v:textbox inset=".5mm,0,0,0">
+                  <w:txbxContent>
+                    <w:p>
+                      <w:pPr>
+                        <w:tabs>
+                          <w:tab w:val="left" w:leader="dot" w:pos="8930"/>
+                        </w:tabs>
+                        <w:spacing w:after="0" w:line="240" w:lineRule="auto"/>
+                        <w:ind w:firstLine="2552"/>
+                        <w:rPr>
+                          <w:rFonts w:ascii="Times New Roman" w:hAnsi="Times New Roman"/>
+                          <w:sz w:val="26"/>
+                          <w:lang w:val="vi-VN"/>
+                        </w:rPr>
+                      </w:pPr>
+                      <w:r>
+                        <w:rPr>
+                          <w:rFonts w:ascii="Times New Roman" w:hAnsi="Times New Roman"/>
+                          <w:sz w:val="26"/>
+                        </w:rPr>
+                        <w:tab/>
+                      </w:r>
+                    </w:p>
+                    <w:p>
+                      <w:pPr>
+                        <w:tabs>
+                          <w:tab w:val="left" w:leader="dot" w:pos="8930"/>
+                        </w:tabs>
+                        <w:spacing w:after="0" w:line="240" w:lineRule="auto"/>
+                        <w:rPr>
+                          <w:rFonts w:ascii="Times New Roman" w:hAnsi="Times New Roman"/>
+                          <w:sz w:val="26"/>
+                          <w:lang w:val="vi-VN"/>
+                        </w:rPr>
+                      </w:pPr>
+                      <w:r>
+                        <w:rPr>
+                          <w:rFonts w:ascii="Times New Roman" w:hAnsi="Times New Roman"/>
+                          <w:sz w:val="26"/>
+                          <w:lang w:val="vi-VN"/>
+                        </w:rPr>
+                        <w:tab/>
+                      </w:r>
+                    </w:p>
+                  </w:txbxContent>
+                </v:textbox>
+              </v:shape>
+            </w:pict>
+          </mc:Fallback>
+        </mc:AlternateContent>
+      </w:r>
       <w:r>
         <w:rPr>
           <w:rFonts w:ascii="Times New Roman" w:eastAsia="Times New Roman" w:hAnsi="Times New Roman"/>
@@ -3087,6 +3430,7 @@
       <w:r>
         <w:rPr>
           <w:rFonts w:ascii="Times New Roman" w:eastAsia="Times New Roman" w:hAnsi="Times New Roman"/>
+          <w:color w:val="FFFFFF" w:themeColor="background1"/>
           <w:sz w:val="24"/>
           <w:szCs w:val="24"/>
           <w:lang w:val="vi-VN"/>
@@ -3102,6 +3446,7 @@
         <w:spacing w:before="160" w:line="240" w:lineRule="auto"/>
         <w:rPr>
           <w:rFonts w:ascii="Times New Roman" w:eastAsia="Times New Roman" w:hAnsi="Times New Roman"/>
+          <w:color w:val="FFFFFF" w:themeColor="background1"/>
           <w:sz w:val="24"/>
           <w:szCs w:val="24"/>
           <w:lang w:val="vi-VN"/>
@@ -3110,6 +3455,7 @@
       <w:r>
         <w:rPr>
           <w:rFonts w:ascii="Times New Roman" w:eastAsia="Times New Roman" w:hAnsi="Times New Roman"/>
+          <w:color w:val="FFFFFF" w:themeColor="background1"/>
           <w:sz w:val="24"/>
           <w:szCs w:val="24"/>
           <w:lang w:val="vi-VN"/>
@@ -3694,8 +4040,39 @@
                 <w:spacing w:val="-4"/>
                 <w:lang w:val="pt-BR"/>
               </w:rPr>
-              <w:t xml:space="preserve"> chủ hộ</w:t>
-            </w:r>
+              <w:t xml:space="preserve"> </w:t>
+            </w:r>
+            <w:proofErr w:type="spellStart"/>
+            <w:r>
+              <w:rPr>
+                <w:rFonts w:ascii="Times New Roman" w:eastAsia="Times New Roman" w:hAnsi="Times New Roman"/>
+                <w:b/>
+                <w:spacing w:val="-4"/>
+                <w:lang w:val="pt-BR"/>
+              </w:rPr>
+              <w:t>chủ</w:t>
+            </w:r>
+            <w:proofErr w:type="spellEnd"/>
+            <w:r>
+              <w:rPr>
+                <w:rFonts w:ascii="Times New Roman" w:eastAsia="Times New Roman" w:hAnsi="Times New Roman"/>
+                <w:b/>
+                <w:spacing w:val="-4"/>
+                <w:lang w:val="pt-BR"/>
+              </w:rPr>
+              <w:t xml:space="preserve"> </w:t>
+            </w:r>
+            <w:proofErr w:type="spellStart"/>
+            <w:r>
+              <w:rPr>
+                <w:rFonts w:ascii="Times New Roman" w:eastAsia="Times New Roman" w:hAnsi="Times New Roman"/>
+                <w:b/>
+                <w:spacing w:val="-4"/>
+                <w:lang w:val="pt-BR"/>
+              </w:rPr>
+              <w:t>hộ</w:t>
+            </w:r>
+            <w:proofErr w:type="spellEnd"/>
           </w:p>
         </w:tc>
       </w:tr>
